--- a/assets/tech_pack_template.docx
+++ b/assets/tech_pack_template.docx
@@ -1762,6 +1762,8 @@
   <w:rsids>
     <w:rsidRoot w:val="007E2405"/>
     <w:rsid w:val="001E69CB"/>
+    <w:rsid w:val="003A4739"/>
+    <w:rsid w:val="006764BD"/>
     <w:rsid w:val="006C2E12"/>
     <w:rsid w:val="007E2405"/>
     <w:rsid w:val="00ED51DC"/>
